--- a/applications/site/documents/weatherby-locum-pa-em-iowa-resume.docx
+++ b/applications/site/documents/weatherby-locum-pa-em-iowa-resume.docx
@@ -259,7 +259,25 @@
         <w:spacing w:after="40"/>
       </w:pPr>
       <w:r>
+        <w:t>Physician Assistant license – Iowa; Indiana</w:t>
+      </w:r>
+    </w:p>
+    <w:p>
+      <w:pPr>
+        <w:pStyle w:val="ListBullet"/>
+        <w:spacing w:after="40"/>
+      </w:pPr>
+      <w:r>
         <w:t>California PA license – application in progress, expected January 2027</w:t>
+      </w:r>
+    </w:p>
+    <w:p>
+      <w:pPr>
+        <w:pStyle w:val="ListBullet"/>
+        <w:spacing w:after="40"/>
+      </w:pPr>
+      <w:r>
+        <w:t>Illinois PA license – application in progress</w:t>
       </w:r>
     </w:p>
     <w:p>

--- a/applications/site/documents/weatherby-locum-pa-em-iowa-resume.docx
+++ b/applications/site/documents/weatherby-locum-pa-em-iowa-resume.docx
@@ -36,7 +36,7 @@
     </w:p>
     <w:p>
       <w:r>
-        <w:t>Board-certified Physician Assistant (PA-C) with active clinical experience in a high-volume emergency department. 12 rotations across 8 specialties during MSPAS training, supporting quick adaptation to new settings. Independent emergency procedures including laceration repair, I&amp;D, fracture management, and joint reduction. ACLS/BLS/ATLS certified. Seeking the Locum Physician Assistant, Emergency Medicine (Iowa) position at Weatherby Healthcare.</w:t>
+        <w:t>Board-certified Physician Assistant (PA-C) with active clinical experience in a high-volume emergency department. 12 rotations across 8 specialties during MSPAS training, supporting quick adaptation to new settings. Independent emergency procedures including laceration repair, I&amp;D, fracture management, and joint reduction. ACLS/BLS/ATLS/PALS certified. Seeking the Locum Physician Assistant, Emergency Medicine (Iowa) position at Weatherby Healthcare.</w:t>
       </w:r>
     </w:p>
     <w:p>
@@ -242,6 +242,15 @@
       </w:pPr>
       <w:r>
         <w:t>Advanced Trauma Life Support (ATLS) – October 2025 to October 2029</w:t>
+      </w:r>
+    </w:p>
+    <w:p>
+      <w:pPr>
+        <w:pStyle w:val="ListBullet"/>
+        <w:spacing w:after="40"/>
+      </w:pPr>
+      <w:r>
+        <w:t>Pediatric Advanced Life Support (PALS)</w:t>
       </w:r>
     </w:p>
     <w:p>

--- a/applications/site/documents/weatherby-locum-pa-em-iowa-resume.docx
+++ b/applications/site/documents/weatherby-locum-pa-em-iowa-resume.docx
@@ -147,6 +147,33 @@
       </w:pPr>
       <w:r>
         <w:t>IU Simon Comprehensive Cancer Center</w:t>
+      </w:r>
+    </w:p>
+    <w:p>
+      <w:pPr>
+        <w:pStyle w:val="ListBullet"/>
+        <w:spacing w:after="40"/>
+      </w:pPr>
+      <w:r>
+        <w:t>Managed breast and OB oncology clinical trials.</w:t>
+      </w:r>
+    </w:p>
+    <w:p>
+      <w:pPr>
+        <w:pStyle w:val="ListBullet"/>
+        <w:spacing w:after="40"/>
+      </w:pPr>
+      <w:r>
+        <w:t>Kept study sponsors updated on trial progress.</w:t>
+      </w:r>
+    </w:p>
+    <w:p>
+      <w:pPr>
+        <w:pStyle w:val="ListBullet"/>
+        <w:spacing w:after="40"/>
+      </w:pPr>
+      <w:r>
+        <w:t>Updated study records and confirmed record keeping.</w:t>
       </w:r>
     </w:p>
     <w:p>

--- a/applications/site/documents/weatherby-locum-pa-em-iowa-resume.docx
+++ b/applications/site/documents/weatherby-locum-pa-em-iowa-resume.docx
@@ -155,7 +155,7 @@
         <w:spacing w:after="40"/>
       </w:pPr>
       <w:r>
-        <w:t>Managed breast and OB oncology clinical trials.</w:t>
+        <w:t>Managed breast and gynecologic oncology clinical trials.</w:t>
       </w:r>
     </w:p>
     <w:p>
